--- a/Science Books/QED Course/Lesson 66 Regularization.docx
+++ b/Science Books/QED Course/Lesson 66 Regularization.docx
@@ -429,9 +429,41 @@
       </w:pPr>
       <m:oMathPara>
         <m:oMath>
+          <m:sSup>
+            <m:e>
+              <m:r>
+                <m:t xml:space="preserve">k</m:t>
+              </m:r>
+            </m:e>
+            <m:sup>
+              <m:r>
+                <m:t xml:space="preserve">0</m:t>
+              </m:r>
+            </m:sup>
+          </m:sSup>
           <m:r>
-            <m:t xml:space="preserve">k⁰ = i k⁴_E</m:t>
+            <m:t xml:space="preserve">=</m:t>
           </m:r>
+          <m:r>
+            <m:t xml:space="preserve">i</m:t>
+          </m:r>
+          <m:sSubSup>
+            <m:e>
+              <m:r>
+                <m:t xml:space="preserve">k</m:t>
+              </m:r>
+            </m:e>
+            <m:sub>
+              <m:r>
+                <m:t xml:space="preserve">E</m:t>
+              </m:r>
+            </m:sub>
+            <m:sup>
+              <m:r>
+                <m:t xml:space="preserve">4</m:t>
+              </m:r>
+            </m:sup>
+          </m:sSubSup>
         </m:oMath>
       </m:oMathPara>
     </w:p>
@@ -460,9 +492,186 @@
       </w:pPr>
       <m:oMathPara>
         <m:oMath>
+          <m:sSup>
+            <m:e>
+              <m:r>
+                <m:t xml:space="preserve">k</m:t>
+              </m:r>
+            </m:e>
+            <m:sup>
+              <m:r>
+                <m:t xml:space="preserve">2</m:t>
+              </m:r>
+            </m:sup>
+          </m:sSup>
           <m:r>
-            <m:t xml:space="preserve">k² = (k⁰)² − |k⃗|² = (ik⁴_E)² − |k⃗|² = − (k⁴_E)² − |k⃗|² = − k_E²</m:t>
+            <m:t xml:space="preserve">=</m:t>
           </m:r>
+          <m:sSup>
+            <m:e>
+              <m:sSup>
+                <m:e>
+                  <m:r>
+                    <m:t xml:space="preserve">k</m:t>
+                  </m:r>
+                </m:e>
+                <m:sup>
+                  <m:r>
+                    <m:t xml:space="preserve">0</m:t>
+                  </m:r>
+                </m:sup>
+              </m:sSup>
+            </m:e>
+            <m:sup>
+              <m:r>
+                <m:t xml:space="preserve">2</m:t>
+              </m:r>
+            </m:sup>
+          </m:sSup>
+          <m:r>
+            <m:t xml:space="preserve">−</m:t>
+          </m:r>
+          <m:r>
+            <m:t xml:space="preserve">|</m:t>
+          </m:r>
+          <m:r>
+            <m:t xml:space="preserve">k⃗</m:t>
+          </m:r>
+          <m:r>
+            <m:t xml:space="preserve">|</m:t>
+          </m:r>
+          <m:sSup>
+            <m:e/>
+            <m:sup>
+              <m:r>
+                <m:t xml:space="preserve">2</m:t>
+              </m:r>
+            </m:sup>
+          </m:sSup>
+          <m:r>
+            <m:t xml:space="preserve">=</m:t>
+          </m:r>
+          <m:sSup>
+            <m:e>
+              <m:sSubSup>
+                <m:e>
+                  <m:r>
+                    <m:t xml:space="preserve">ik</m:t>
+                  </m:r>
+                </m:e>
+                <m:sub>
+                  <m:r>
+                    <m:t xml:space="preserve">E</m:t>
+                  </m:r>
+                </m:sub>
+                <m:sup>
+                  <m:r>
+                    <m:t xml:space="preserve">4</m:t>
+                  </m:r>
+                </m:sup>
+              </m:sSubSup>
+            </m:e>
+            <m:sup>
+              <m:r>
+                <m:t xml:space="preserve">2</m:t>
+              </m:r>
+            </m:sup>
+          </m:sSup>
+          <m:r>
+            <m:t xml:space="preserve">−</m:t>
+          </m:r>
+          <m:r>
+            <m:t xml:space="preserve">|</m:t>
+          </m:r>
+          <m:r>
+            <m:t xml:space="preserve">k⃗</m:t>
+          </m:r>
+          <m:r>
+            <m:t xml:space="preserve">|</m:t>
+          </m:r>
+          <m:sSup>
+            <m:e/>
+            <m:sup>
+              <m:r>
+                <m:t xml:space="preserve">2</m:t>
+              </m:r>
+            </m:sup>
+          </m:sSup>
+          <m:r>
+            <m:t xml:space="preserve">=</m:t>
+          </m:r>
+          <m:r>
+            <m:t xml:space="preserve">−</m:t>
+          </m:r>
+          <m:sSup>
+            <m:e>
+              <m:sSubSup>
+                <m:e>
+                  <m:r>
+                    <m:t xml:space="preserve">k</m:t>
+                  </m:r>
+                </m:e>
+                <m:sub>
+                  <m:r>
+                    <m:t xml:space="preserve">E</m:t>
+                  </m:r>
+                </m:sub>
+                <m:sup>
+                  <m:r>
+                    <m:t xml:space="preserve">4</m:t>
+                  </m:r>
+                </m:sup>
+              </m:sSubSup>
+            </m:e>
+            <m:sup>
+              <m:r>
+                <m:t xml:space="preserve">2</m:t>
+              </m:r>
+            </m:sup>
+          </m:sSup>
+          <m:r>
+            <m:t xml:space="preserve">−</m:t>
+          </m:r>
+          <m:r>
+            <m:t xml:space="preserve">|</m:t>
+          </m:r>
+          <m:r>
+            <m:t xml:space="preserve">k⃗</m:t>
+          </m:r>
+          <m:r>
+            <m:t xml:space="preserve">|</m:t>
+          </m:r>
+          <m:sSup>
+            <m:e/>
+            <m:sup>
+              <m:r>
+                <m:t xml:space="preserve">2</m:t>
+              </m:r>
+            </m:sup>
+          </m:sSup>
+          <m:r>
+            <m:t xml:space="preserve">=</m:t>
+          </m:r>
+          <m:r>
+            <m:t xml:space="preserve">−</m:t>
+          </m:r>
+          <m:sSubSup>
+            <m:e>
+              <m:r>
+                <m:t xml:space="preserve">k</m:t>
+              </m:r>
+            </m:e>
+            <m:sub>
+              <m:r>
+                <m:t xml:space="preserve">E</m:t>
+              </m:r>
+            </m:sub>
+            <m:sup>
+              <m:r>
+                <m:t xml:space="preserve">2</m:t>
+              </m:r>
+            </m:sup>
+          </m:sSubSup>
         </m:oMath>
       </m:oMathPara>
     </w:p>
@@ -478,9 +687,128 @@
       </w:pPr>
       <m:oMathPara>
         <m:oMath>
+          <m:sSup>
+            <m:e>
+              <m:r>
+                <m:t xml:space="preserve">d</m:t>
+              </m:r>
+            </m:e>
+            <m:sup>
+              <m:r>
+                <m:t xml:space="preserve">4</m:t>
+              </m:r>
+            </m:sup>
+          </m:sSup>
           <m:r>
-            <m:t xml:space="preserve">d⁴k = dk⁰ d³k⃗ = i , dk⁴_E , d³k⃗ = i , d⁴k_E</m:t>
+            <m:t xml:space="preserve">k</m:t>
           </m:r>
+          <m:r>
+            <m:t xml:space="preserve">=</m:t>
+          </m:r>
+          <m:sSup>
+            <m:e>
+              <m:r>
+                <m:t xml:space="preserve">dk</m:t>
+              </m:r>
+            </m:e>
+            <m:sup>
+              <m:r>
+                <m:t xml:space="preserve">0</m:t>
+              </m:r>
+            </m:sup>
+          </m:sSup>
+          <m:sSup>
+            <m:e>
+              <m:r>
+                <m:t xml:space="preserve">d</m:t>
+              </m:r>
+            </m:e>
+            <m:sup>
+              <m:r>
+                <m:t xml:space="preserve">3</m:t>
+              </m:r>
+            </m:sup>
+          </m:sSup>
+          <m:r>
+            <m:t xml:space="preserve">k⃗</m:t>
+          </m:r>
+          <m:r>
+            <m:t xml:space="preserve">=</m:t>
+          </m:r>
+          <m:r>
+            <m:t xml:space="preserve">i</m:t>
+          </m:r>
+          <m:r>
+            <m:t xml:space="preserve">,</m:t>
+          </m:r>
+          <m:sSubSup>
+            <m:e>
+              <m:r>
+                <m:t xml:space="preserve">dk</m:t>
+              </m:r>
+            </m:e>
+            <m:sub>
+              <m:r>
+                <m:t xml:space="preserve">E</m:t>
+              </m:r>
+            </m:sub>
+            <m:sup>
+              <m:r>
+                <m:t xml:space="preserve">4</m:t>
+              </m:r>
+            </m:sup>
+          </m:sSubSup>
+          <m:r>
+            <m:t xml:space="preserve">,</m:t>
+          </m:r>
+          <m:sSup>
+            <m:e>
+              <m:r>
+                <m:t xml:space="preserve">d</m:t>
+              </m:r>
+            </m:e>
+            <m:sup>
+              <m:r>
+                <m:t xml:space="preserve">3</m:t>
+              </m:r>
+            </m:sup>
+          </m:sSup>
+          <m:r>
+            <m:t xml:space="preserve">k⃗</m:t>
+          </m:r>
+          <m:r>
+            <m:t xml:space="preserve">=</m:t>
+          </m:r>
+          <m:r>
+            <m:t xml:space="preserve">i</m:t>
+          </m:r>
+          <m:r>
+            <m:t xml:space="preserve">,</m:t>
+          </m:r>
+          <m:sSup>
+            <m:e>
+              <m:r>
+                <m:t xml:space="preserve">d</m:t>
+              </m:r>
+            </m:e>
+            <m:sup>
+              <m:r>
+                <m:t xml:space="preserve">4</m:t>
+              </m:r>
+            </m:sup>
+          </m:sSup>
+          <m:sSub>
+            <m:e>
+              <m:r>
+                <m:t xml:space="preserve">k</m:t>
+              </m:r>
+            </m:e>
+            <m:sub>
+              <m:r>
+                <m:t xml:space="preserve">E</m:t>
+              </m:r>
+            </m:sub>
+          </m:sSub>
         </m:oMath>
       </m:oMathPara>
     </w:p>
@@ -531,8 +859,86 @@
       <m:oMathPara>
         <m:oMath>
           <m:r>
-            <m:t xml:space="preserve">∫ d⁴k/(2π)⁴ , 1/(k²−Δ+iε)²</m:t>
+            <m:t xml:space="preserve">∫</m:t>
           </m:r>
+          <m:sSup>
+            <m:e>
+              <m:r>
+                <m:t xml:space="preserve">d</m:t>
+              </m:r>
+            </m:e>
+            <m:sup>
+              <m:r>
+                <m:t xml:space="preserve">4</m:t>
+              </m:r>
+            </m:sup>
+          </m:sSup>
+          <m:f>
+            <m:num>
+              <m:r>
+                <m:t xml:space="preserve">k</m:t>
+              </m:r>
+            </m:num>
+            <m:den>
+              <m:sSup>
+                <m:e>
+                  <m:r>
+                    <m:t xml:space="preserve">2π</m:t>
+                  </m:r>
+                </m:e>
+                <m:sup>
+                  <m:r>
+                    <m:t xml:space="preserve">4</m:t>
+                  </m:r>
+                </m:sup>
+              </m:sSup>
+            </m:den>
+          </m:f>
+          <m:r>
+            <m:t xml:space="preserve">,</m:t>
+          </m:r>
+          <m:f>
+            <m:num>
+              <m:r>
+                <m:t xml:space="preserve">1</m:t>
+              </m:r>
+            </m:num>
+            <m:den>
+              <m:sSup>
+                <m:e>
+                  <m:sSup>
+                    <m:e>
+                      <m:r>
+                        <m:t xml:space="preserve">k</m:t>
+                      </m:r>
+                    </m:e>
+                    <m:sup>
+                      <m:r>
+                        <m:t xml:space="preserve">2</m:t>
+                      </m:r>
+                    </m:sup>
+                  </m:sSup>
+                  <m:r>
+                    <m:t xml:space="preserve">−</m:t>
+                  </m:r>
+                  <m:r>
+                    <m:t xml:space="preserve">Δ</m:t>
+                  </m:r>
+                  <m:r>
+                    <m:t xml:space="preserve">+</m:t>
+                  </m:r>
+                  <m:r>
+                    <m:t xml:space="preserve">iε</m:t>
+                  </m:r>
+                </m:e>
+                <m:sup>
+                  <m:r>
+                    <m:t xml:space="preserve">2</m:t>
+                  </m:r>
+                </m:sup>
+              </m:sSup>
+            </m:den>
+          </m:f>
         </m:oMath>
       </m:oMathPara>
     </w:p>
@@ -562,8 +968,175 @@
       <m:oMathPara>
         <m:oMath>
           <m:r>
-            <m:t xml:space="preserve">∫ d⁴k/(2π)⁴ , 1/(k²−Δ)² = i ∫ d⁴k_E/(2π)⁴ , 1/(k_E²+Δ)²</m:t>
+            <m:t xml:space="preserve">∫</m:t>
           </m:r>
+          <m:sSup>
+            <m:e>
+              <m:r>
+                <m:t xml:space="preserve">d</m:t>
+              </m:r>
+            </m:e>
+            <m:sup>
+              <m:r>
+                <m:t xml:space="preserve">4</m:t>
+              </m:r>
+            </m:sup>
+          </m:sSup>
+          <m:f>
+            <m:num>
+              <m:r>
+                <m:t xml:space="preserve">k</m:t>
+              </m:r>
+            </m:num>
+            <m:den>
+              <m:sSup>
+                <m:e>
+                  <m:r>
+                    <m:t xml:space="preserve">2π</m:t>
+                  </m:r>
+                </m:e>
+                <m:sup>
+                  <m:r>
+                    <m:t xml:space="preserve">4</m:t>
+                  </m:r>
+                </m:sup>
+              </m:sSup>
+            </m:den>
+          </m:f>
+          <m:r>
+            <m:t xml:space="preserve">,</m:t>
+          </m:r>
+          <m:f>
+            <m:num>
+              <m:r>
+                <m:t xml:space="preserve">1</m:t>
+              </m:r>
+            </m:num>
+            <m:den>
+              <m:sSup>
+                <m:e>
+                  <m:sSup>
+                    <m:e>
+                      <m:r>
+                        <m:t xml:space="preserve">k</m:t>
+                      </m:r>
+                    </m:e>
+                    <m:sup>
+                      <m:r>
+                        <m:t xml:space="preserve">2</m:t>
+                      </m:r>
+                    </m:sup>
+                  </m:sSup>
+                  <m:r>
+                    <m:t xml:space="preserve">−</m:t>
+                  </m:r>
+                  <m:r>
+                    <m:t xml:space="preserve">Δ</m:t>
+                  </m:r>
+                </m:e>
+                <m:sup>
+                  <m:r>
+                    <m:t xml:space="preserve">2</m:t>
+                  </m:r>
+                </m:sup>
+              </m:sSup>
+            </m:den>
+          </m:f>
+          <m:r>
+            <m:t xml:space="preserve">=</m:t>
+          </m:r>
+          <m:r>
+            <m:t xml:space="preserve">i</m:t>
+          </m:r>
+          <m:r>
+            <m:t xml:space="preserve">∫</m:t>
+          </m:r>
+          <m:sSup>
+            <m:e>
+              <m:r>
+                <m:t xml:space="preserve">d</m:t>
+              </m:r>
+            </m:e>
+            <m:sup>
+              <m:r>
+                <m:t xml:space="preserve">4</m:t>
+              </m:r>
+            </m:sup>
+          </m:sSup>
+          <m:f>
+            <m:num>
+              <m:sSub>
+                <m:e>
+                  <m:r>
+                    <m:t xml:space="preserve">k</m:t>
+                  </m:r>
+                </m:e>
+                <m:sub>
+                  <m:r>
+                    <m:t xml:space="preserve">E</m:t>
+                  </m:r>
+                </m:sub>
+              </m:sSub>
+            </m:num>
+            <m:den>
+              <m:sSup>
+                <m:e>
+                  <m:r>
+                    <m:t xml:space="preserve">2π</m:t>
+                  </m:r>
+                </m:e>
+                <m:sup>
+                  <m:r>
+                    <m:t xml:space="preserve">4</m:t>
+                  </m:r>
+                </m:sup>
+              </m:sSup>
+            </m:den>
+          </m:f>
+          <m:r>
+            <m:t xml:space="preserve">,</m:t>
+          </m:r>
+          <m:f>
+            <m:num>
+              <m:r>
+                <m:t xml:space="preserve">1</m:t>
+              </m:r>
+            </m:num>
+            <m:den>
+              <m:sSup>
+                <m:e>
+                  <m:sSubSup>
+                    <m:e>
+                      <m:r>
+                        <m:t xml:space="preserve">k</m:t>
+                      </m:r>
+                    </m:e>
+                    <m:sub>
+                      <m:r>
+                        <m:t xml:space="preserve">E</m:t>
+                      </m:r>
+                    </m:sub>
+                    <m:sup>
+                      <m:r>
+                        <m:t xml:space="preserve">2</m:t>
+                      </m:r>
+                    </m:sup>
+                  </m:sSubSup>
+                  <m:r>
+                    <m:t xml:space="preserve">+</m:t>
+                  </m:r>
+                  <m:r>
+                    <m:t xml:space="preserve">Δ</m:t>
+                  </m:r>
+                </m:e>
+                <m:sup>
+                  <m:r>
+                    <m:t xml:space="preserve">2</m:t>
+                  </m:r>
+                </m:sup>
+              </m:sSup>
+            </m:den>
+          </m:f>
         </m:oMath>
       </m:oMathPara>
     </w:p>
@@ -593,8 +1166,220 @@
       <m:oMathPara>
         <m:oMath>
           <m:r>
-            <m:t xml:space="preserve">i ∫ d⁴k_E/(2π)⁴ , 1/(k_E²+Δ)² = i (2π²)/(2π)⁴ ∫_0^Λ k_E³ , dk_E/(k_E²+Δ)²</m:t>
+            <m:t xml:space="preserve">i</m:t>
           </m:r>
+          <m:r>
+            <m:t xml:space="preserve">∫</m:t>
+          </m:r>
+          <m:sSup>
+            <m:e>
+              <m:r>
+                <m:t xml:space="preserve">d</m:t>
+              </m:r>
+            </m:e>
+            <m:sup>
+              <m:r>
+                <m:t xml:space="preserve">4</m:t>
+              </m:r>
+            </m:sup>
+          </m:sSup>
+          <m:f>
+            <m:num>
+              <m:sSub>
+                <m:e>
+                  <m:r>
+                    <m:t xml:space="preserve">k</m:t>
+                  </m:r>
+                </m:e>
+                <m:sub>
+                  <m:r>
+                    <m:t xml:space="preserve">E</m:t>
+                  </m:r>
+                </m:sub>
+              </m:sSub>
+            </m:num>
+            <m:den>
+              <m:sSup>
+                <m:e>
+                  <m:r>
+                    <m:t xml:space="preserve">2π</m:t>
+                  </m:r>
+                </m:e>
+                <m:sup>
+                  <m:r>
+                    <m:t xml:space="preserve">4</m:t>
+                  </m:r>
+                </m:sup>
+              </m:sSup>
+            </m:den>
+          </m:f>
+          <m:r>
+            <m:t xml:space="preserve">,</m:t>
+          </m:r>
+          <m:f>
+            <m:num>
+              <m:r>
+                <m:t xml:space="preserve">1</m:t>
+              </m:r>
+            </m:num>
+            <m:den>
+              <m:sSup>
+                <m:e>
+                  <m:sSubSup>
+                    <m:e>
+                      <m:r>
+                        <m:t xml:space="preserve">k</m:t>
+                      </m:r>
+                    </m:e>
+                    <m:sub>
+                      <m:r>
+                        <m:t xml:space="preserve">E</m:t>
+                      </m:r>
+                    </m:sub>
+                    <m:sup>
+                      <m:r>
+                        <m:t xml:space="preserve">2</m:t>
+                      </m:r>
+                    </m:sup>
+                  </m:sSubSup>
+                  <m:r>
+                    <m:t xml:space="preserve">+</m:t>
+                  </m:r>
+                  <m:r>
+                    <m:t xml:space="preserve">Δ</m:t>
+                  </m:r>
+                </m:e>
+                <m:sup>
+                  <m:r>
+                    <m:t xml:space="preserve">2</m:t>
+                  </m:r>
+                </m:sup>
+              </m:sSup>
+            </m:den>
+          </m:f>
+          <m:r>
+            <m:t xml:space="preserve">=</m:t>
+          </m:r>
+          <m:r>
+            <m:t xml:space="preserve">i</m:t>
+          </m:r>
+          <m:f>
+            <m:num>
+              <m:sSup>
+                <m:e>
+                  <m:r>
+                    <m:t xml:space="preserve">2π</m:t>
+                  </m:r>
+                </m:e>
+                <m:sup>
+                  <m:r>
+                    <m:t xml:space="preserve">2</m:t>
+                  </m:r>
+                </m:sup>
+              </m:sSup>
+            </m:num>
+            <m:den>
+              <m:sSup>
+                <m:e>
+                  <m:r>
+                    <m:t xml:space="preserve">2π</m:t>
+                  </m:r>
+                </m:e>
+                <m:sup>
+                  <m:r>
+                    <m:t xml:space="preserve">4</m:t>
+                  </m:r>
+                </m:sup>
+              </m:sSup>
+            </m:den>
+          </m:f>
+          <m:sSubSup>
+            <m:e>
+              <m:r>
+                <m:t xml:space="preserve">∫</m:t>
+              </m:r>
+            </m:e>
+            <m:sub>
+              <m:r>
+                <m:t xml:space="preserve">0</m:t>
+              </m:r>
+            </m:sub>
+            <m:sup>
+              <m:r>
+                <m:t xml:space="preserve">Λ</m:t>
+              </m:r>
+            </m:sup>
+          </m:sSubSup>
+          <m:sSubSup>
+            <m:e>
+              <m:r>
+                <m:t xml:space="preserve">k</m:t>
+              </m:r>
+            </m:e>
+            <m:sub>
+              <m:r>
+                <m:t xml:space="preserve">E</m:t>
+              </m:r>
+            </m:sub>
+            <m:sup>
+              <m:r>
+                <m:t xml:space="preserve">3</m:t>
+              </m:r>
+            </m:sup>
+          </m:sSubSup>
+          <m:r>
+            <m:t xml:space="preserve">,</m:t>
+          </m:r>
+          <m:f>
+            <m:num>
+              <m:sSub>
+                <m:e>
+                  <m:r>
+                    <m:t xml:space="preserve">dk</m:t>
+                  </m:r>
+                </m:e>
+                <m:sub>
+                  <m:r>
+                    <m:t xml:space="preserve">E</m:t>
+                  </m:r>
+                </m:sub>
+              </m:sSub>
+            </m:num>
+            <m:den>
+              <m:sSup>
+                <m:e>
+                  <m:sSubSup>
+                    <m:e>
+                      <m:r>
+                        <m:t xml:space="preserve">k</m:t>
+                      </m:r>
+                    </m:e>
+                    <m:sub>
+                      <m:r>
+                        <m:t xml:space="preserve">E</m:t>
+                      </m:r>
+                    </m:sub>
+                    <m:sup>
+                      <m:r>
+                        <m:t xml:space="preserve">2</m:t>
+                      </m:r>
+                    </m:sup>
+                  </m:sSubSup>
+                  <m:r>
+                    <m:t xml:space="preserve">+</m:t>
+                  </m:r>
+                  <m:r>
+                    <m:t xml:space="preserve">Δ</m:t>
+                  </m:r>
+                </m:e>
+                <m:sup>
+                  <m:r>
+                    <m:t xml:space="preserve">2</m:t>
+                  </m:r>
+                </m:sup>
+              </m:sSup>
+            </m:den>
+          </m:f>
         </m:oMath>
       </m:oMathPara>
     </w:p>
@@ -611,8 +1396,100 @@
       <m:oMathPara>
         <m:oMath>
           <m:r>
-            <m:t xml:space="preserve">= i π²/(2π)⁴ ∫_0^(Λ²) u , du/(u+Δ)²</m:t>
+            <m:t xml:space="preserve">=</m:t>
           </m:r>
+          <m:r>
+            <m:t xml:space="preserve">i</m:t>
+          </m:r>
+          <m:f>
+            <m:num>
+              <m:sSup>
+                <m:e>
+                  <m:r>
+                    <m:t xml:space="preserve">π</m:t>
+                  </m:r>
+                </m:e>
+                <m:sup>
+                  <m:r>
+                    <m:t xml:space="preserve">2</m:t>
+                  </m:r>
+                </m:sup>
+              </m:sSup>
+            </m:num>
+            <m:den>
+              <m:sSup>
+                <m:e>
+                  <m:r>
+                    <m:t xml:space="preserve">2π</m:t>
+                  </m:r>
+                </m:e>
+                <m:sup>
+                  <m:r>
+                    <m:t xml:space="preserve">4</m:t>
+                  </m:r>
+                </m:sup>
+              </m:sSup>
+            </m:den>
+          </m:f>
+          <m:sSubSup>
+            <m:e>
+              <m:r>
+                <m:t xml:space="preserve">∫</m:t>
+              </m:r>
+            </m:e>
+            <m:sub>
+              <m:r>
+                <m:t xml:space="preserve">0</m:t>
+              </m:r>
+            </m:sub>
+            <m:sup>
+              <m:sSup>
+                <m:e>
+                  <m:r>
+                    <m:t xml:space="preserve">Λ</m:t>
+                  </m:r>
+                </m:e>
+                <m:sup>
+                  <m:r>
+                    <m:t xml:space="preserve">2</m:t>
+                  </m:r>
+                </m:sup>
+              </m:sSup>
+            </m:sup>
+          </m:sSubSup>
+          <m:r>
+            <m:t xml:space="preserve">u</m:t>
+          </m:r>
+          <m:r>
+            <m:t xml:space="preserve">,</m:t>
+          </m:r>
+          <m:f>
+            <m:num>
+              <m:r>
+                <m:t xml:space="preserve">du</m:t>
+              </m:r>
+            </m:num>
+            <m:den>
+              <m:sSup>
+                <m:e>
+                  <m:r>
+                    <m:t xml:space="preserve">u</m:t>
+                  </m:r>
+                  <m:r>
+                    <m:t xml:space="preserve">+</m:t>
+                  </m:r>
+                  <m:r>
+                    <m:t xml:space="preserve">Δ</m:t>
+                  </m:r>
+                </m:e>
+                <m:sup>
+                  <m:r>
+                    <m:t xml:space="preserve">2</m:t>
+                  </m:r>
+                </m:sup>
+              </m:sSup>
+            </m:den>
+          </m:f>
         </m:oMath>
       </m:oMathPara>
     </w:p>
@@ -636,8 +1513,133 @@
       </w:pPr>
       <m:oMathPara>
         <m:oMath>
+          <m:sSubSup>
+            <m:e>
+              <m:r>
+                <m:t xml:space="preserve">∫</m:t>
+              </m:r>
+            </m:e>
+            <m:sub>
+              <m:r>
+                <m:t xml:space="preserve">0</m:t>
+              </m:r>
+            </m:sub>
+            <m:sup>
+              <m:sSup>
+                <m:e>
+                  <m:r>
+                    <m:t xml:space="preserve">Λ</m:t>
+                  </m:r>
+                </m:e>
+                <m:sup>
+                  <m:r>
+                    <m:t xml:space="preserve">2</m:t>
+                  </m:r>
+                </m:sup>
+              </m:sSup>
+            </m:sup>
+          </m:sSubSup>
           <m:r>
-            <m:t xml:space="preserve">∫_0^(Λ²) u,du/(u+Δ)² = ln((Λ²+Δ)/Δ) + Δ/(Λ²+Δ) − 1</m:t>
+            <m:t xml:space="preserve">u</m:t>
+          </m:r>
+          <m:r>
+            <m:t xml:space="preserve">,</m:t>
+          </m:r>
+          <m:f>
+            <m:num>
+              <m:r>
+                <m:t xml:space="preserve">du</m:t>
+              </m:r>
+            </m:num>
+            <m:den>
+              <m:sSup>
+                <m:e>
+                  <m:r>
+                    <m:t xml:space="preserve">u</m:t>
+                  </m:r>
+                  <m:r>
+                    <m:t xml:space="preserve">+</m:t>
+                  </m:r>
+                  <m:r>
+                    <m:t xml:space="preserve">Δ</m:t>
+                  </m:r>
+                </m:e>
+                <m:sup>
+                  <m:r>
+                    <m:t xml:space="preserve">2</m:t>
+                  </m:r>
+                </m:sup>
+              </m:sSup>
+            </m:den>
+          </m:f>
+          <m:r>
+            <m:t xml:space="preserve">=</m:t>
+          </m:r>
+          <m:r>
+            <m:t xml:space="preserve">ln</m:t>
+          </m:r>
+          <m:f>
+            <m:num>
+              <m:sSup>
+                <m:e>
+                  <m:r>
+                    <m:t xml:space="preserve">Λ</m:t>
+                  </m:r>
+                </m:e>
+                <m:sup>
+                  <m:r>
+                    <m:t xml:space="preserve">2</m:t>
+                  </m:r>
+                </m:sup>
+              </m:sSup>
+              <m:r>
+                <m:t xml:space="preserve">+</m:t>
+              </m:r>
+              <m:r>
+                <m:t xml:space="preserve">Δ</m:t>
+              </m:r>
+            </m:num>
+            <m:den>
+              <m:r>
+                <m:t xml:space="preserve">Δ</m:t>
+              </m:r>
+            </m:den>
+          </m:f>
+          <m:r>
+            <m:t xml:space="preserve">+</m:t>
+          </m:r>
+          <m:f>
+            <m:num>
+              <m:r>
+                <m:t xml:space="preserve">Δ</m:t>
+              </m:r>
+            </m:num>
+            <m:den>
+              <m:sSup>
+                <m:e>
+                  <m:r>
+                    <m:t xml:space="preserve">Λ</m:t>
+                  </m:r>
+                </m:e>
+                <m:sup>
+                  <m:r>
+                    <m:t xml:space="preserve">2</m:t>
+                  </m:r>
+                </m:sup>
+              </m:sSup>
+              <m:r>
+                <m:t xml:space="preserve">+</m:t>
+              </m:r>
+              <m:r>
+                <m:t xml:space="preserve">Δ</m:t>
+              </m:r>
+            </m:den>
+          </m:f>
+          <m:r>
+            <m:t xml:space="preserve">−</m:t>
+          </m:r>
+          <m:r>
+            <m:t xml:space="preserve">1</m:t>
           </m:r>
         </m:oMath>
       </m:oMathPara>
@@ -655,7 +1657,181 @@
       <m:oMathPara>
         <m:oMath>
           <m:r>
-            <m:t xml:space="preserve">∫ d⁴k/(2π)⁴ , 1/(k²−Δ+iε)² = i/(16π²) [ ln((Λ²+Δ)/Δ) + Δ/(Λ²+Δ) − 1 ]</m:t>
+            <m:t xml:space="preserve">∫</m:t>
+          </m:r>
+          <m:sSup>
+            <m:e>
+              <m:r>
+                <m:t xml:space="preserve">d</m:t>
+              </m:r>
+            </m:e>
+            <m:sup>
+              <m:r>
+                <m:t xml:space="preserve">4</m:t>
+              </m:r>
+            </m:sup>
+          </m:sSup>
+          <m:f>
+            <m:num>
+              <m:r>
+                <m:t xml:space="preserve">k</m:t>
+              </m:r>
+            </m:num>
+            <m:den>
+              <m:sSup>
+                <m:e>
+                  <m:r>
+                    <m:t xml:space="preserve">2π</m:t>
+                  </m:r>
+                </m:e>
+                <m:sup>
+                  <m:r>
+                    <m:t xml:space="preserve">4</m:t>
+                  </m:r>
+                </m:sup>
+              </m:sSup>
+            </m:den>
+          </m:f>
+          <m:r>
+            <m:t xml:space="preserve">,</m:t>
+          </m:r>
+          <m:f>
+            <m:num>
+              <m:r>
+                <m:t xml:space="preserve">1</m:t>
+              </m:r>
+            </m:num>
+            <m:den>
+              <m:sSup>
+                <m:e>
+                  <m:sSup>
+                    <m:e>
+                      <m:r>
+                        <m:t xml:space="preserve">k</m:t>
+                      </m:r>
+                    </m:e>
+                    <m:sup>
+                      <m:r>
+                        <m:t xml:space="preserve">2</m:t>
+                      </m:r>
+                    </m:sup>
+                  </m:sSup>
+                  <m:r>
+                    <m:t xml:space="preserve">−</m:t>
+                  </m:r>
+                  <m:r>
+                    <m:t xml:space="preserve">Δ</m:t>
+                  </m:r>
+                  <m:r>
+                    <m:t xml:space="preserve">+</m:t>
+                  </m:r>
+                  <m:r>
+                    <m:t xml:space="preserve">iε</m:t>
+                  </m:r>
+                </m:e>
+                <m:sup>
+                  <m:r>
+                    <m:t xml:space="preserve">2</m:t>
+                  </m:r>
+                </m:sup>
+              </m:sSup>
+            </m:den>
+          </m:f>
+          <m:r>
+            <m:t xml:space="preserve">=</m:t>
+          </m:r>
+          <m:f>
+            <m:num>
+              <m:r>
+                <m:t xml:space="preserve">i</m:t>
+              </m:r>
+            </m:num>
+            <m:den>
+              <m:sSup>
+                <m:e>
+                  <m:r>
+                    <m:t xml:space="preserve">16π</m:t>
+                  </m:r>
+                </m:e>
+                <m:sup>
+                  <m:r>
+                    <m:t xml:space="preserve">2</m:t>
+                  </m:r>
+                </m:sup>
+              </m:sSup>
+            </m:den>
+          </m:f>
+          <m:r>
+            <m:t xml:space="preserve">[</m:t>
+          </m:r>
+          <m:r>
+            <m:t xml:space="preserve">ln</m:t>
+          </m:r>
+          <m:f>
+            <m:num>
+              <m:sSup>
+                <m:e>
+                  <m:r>
+                    <m:t xml:space="preserve">Λ</m:t>
+                  </m:r>
+                </m:e>
+                <m:sup>
+                  <m:r>
+                    <m:t xml:space="preserve">2</m:t>
+                  </m:r>
+                </m:sup>
+              </m:sSup>
+              <m:r>
+                <m:t xml:space="preserve">+</m:t>
+              </m:r>
+              <m:r>
+                <m:t xml:space="preserve">Δ</m:t>
+              </m:r>
+            </m:num>
+            <m:den>
+              <m:r>
+                <m:t xml:space="preserve">Δ</m:t>
+              </m:r>
+            </m:den>
+          </m:f>
+          <m:r>
+            <m:t xml:space="preserve">+</m:t>
+          </m:r>
+          <m:f>
+            <m:num>
+              <m:r>
+                <m:t xml:space="preserve">Δ</m:t>
+              </m:r>
+            </m:num>
+            <m:den>
+              <m:sSup>
+                <m:e>
+                  <m:r>
+                    <m:t xml:space="preserve">Λ</m:t>
+                  </m:r>
+                </m:e>
+                <m:sup>
+                  <m:r>
+                    <m:t xml:space="preserve">2</m:t>
+                  </m:r>
+                </m:sup>
+              </m:sSup>
+              <m:r>
+                <m:t xml:space="preserve">+</m:t>
+              </m:r>
+              <m:r>
+                <m:t xml:space="preserve">Δ</m:t>
+              </m:r>
+            </m:den>
+          </m:f>
+          <m:r>
+            <m:t xml:space="preserve">−</m:t>
+          </m:r>
+          <m:r>
+            <m:t xml:space="preserve">1</m:t>
+          </m:r>
+          <m:r>
+            <m:t xml:space="preserve">]</m:t>
           </m:r>
         </m:oMath>
       </m:oMathPara>

--- a/Science Books/QED Course/Lesson 66 Regularization.docx
+++ b/Science Books/QED Course/Lesson 66 Regularization.docx
@@ -58,7 +58,7 @@
     </w:p>
     <w:p>
       <w:pPr>
-        <w:pStyle w:val="Heading1"/>
+        <w:pStyle w:val="Heading2"/>
       </w:pPr>
       <w:r>
         <w:t>How to use this lesson</w:t>
@@ -71,7 +71,7 @@
     </w:p>
     <w:p>
       <w:pPr>
-        <w:pStyle w:val="Heading2"/>
+        <w:pStyle w:val="Heading3"/>
       </w:pPr>
       <w:r>
         <w:t>Learning objectives</w:t>
@@ -127,7 +127,7 @@
     </w:p>
     <w:p>
       <w:pPr>
-        <w:pStyle w:val="Heading2"/>
+        <w:pStyle w:val="Heading3"/>
       </w:pPr>
       <w:r>
         <w:t>Notation and conventions</w:t>
@@ -343,7 +343,7 @@
     </w:tbl>
     <w:p>
       <w:pPr>
-        <w:pStyle w:val="Heading1"/>
+        <w:pStyle w:val="Heading2"/>
       </w:pPr>
       <w:r>
         <w:t>1 What regularization means</w:t>
@@ -356,7 +356,7 @@
     </w:p>
     <w:p>
       <w:pPr>
-        <w:pStyle w:val="Heading1"/>
+        <w:pStyle w:val="Heading2"/>
       </w:pPr>
       <w:r>
         <w:t>2 A real obstacle, before divergence is even the issue</w:t>
@@ -364,7 +364,7 @@
     </w:p>
     <w:p>
       <w:pPr>
-        <w:pStyle w:val="Heading2"/>
+        <w:pStyle w:val="Heading3"/>
       </w:pPr>
       <w:r>
         <w:t>2.1 What is awkward about a Minkowski loop integral</w:t>
@@ -377,7 +377,7 @@
     </w:p>
     <w:p>
       <w:pPr>
-        <w:pStyle w:val="Heading2"/>
+        <w:pStyle w:val="Heading3"/>
       </w:pPr>
       <w:r>
         <w:t>2.2 Where the poles sit</w:t>
@@ -389,10 +389,11 @@
       </w:r>
     </w:p>
     <w:p>
-      <w:pPr>
-        <w:pStyle w:val="Heading3"/>
-      </w:pPr>
       <w:r>
+        <w:rPr>
+          <w:b/>
+          <w:i/>
+        </w:rPr>
         <w:t>Worked example 1</w:t>
       </w:r>
     </w:p>
@@ -403,7 +404,7 @@
     </w:p>
     <w:p>
       <w:pPr>
-        <w:pStyle w:val="Heading1"/>
+        <w:pStyle w:val="Heading2"/>
       </w:pPr>
       <w:r>
         <w:t>3 Wick rotation</w:t>
@@ -411,7 +412,7 @@
     </w:p>
     <w:p>
       <w:pPr>
-        <w:pStyle w:val="Heading2"/>
+        <w:pStyle w:val="Heading3"/>
       </w:pPr>
       <w:r>
         <w:t>3.1 The idea</w:t>
@@ -474,7 +475,7 @@
     </w:p>
     <w:p>
       <w:pPr>
-        <w:pStyle w:val="Heading2"/>
+        <w:pStyle w:val="Heading3"/>
       </w:pPr>
       <w:r>
         <w:t>3.2 What changes</w:t>
@@ -818,10 +819,11 @@
       </w:r>
     </w:p>
     <w:p>
-      <w:pPr>
-        <w:pStyle w:val="Heading3"/>
-      </w:pPr>
       <w:r>
+        <w:rPr>
+          <w:b/>
+          <w:i/>
+        </w:rPr>
         <w:t>Worked example 2</w:t>
       </w:r>
     </w:p>
@@ -832,7 +834,7 @@
     </w:p>
     <w:p>
       <w:pPr>
-        <w:pStyle w:val="Heading1"/>
+        <w:pStyle w:val="Heading2"/>
       </w:pPr>
       <w:r>
         <w:t>4 A representative integral, worked completely</w:t>
@@ -840,7 +842,7 @@
     </w:p>
     <w:p>
       <w:pPr>
-        <w:pStyle w:val="Heading2"/>
+        <w:pStyle w:val="Heading3"/>
       </w:pPr>
       <w:r>
         <w:t>4.1 Why this one</w:t>
@@ -949,7 +951,7 @@
     </w:p>
     <w:p>
       <w:pPr>
-        <w:pStyle w:val="Heading2"/>
+        <w:pStyle w:val="Heading3"/>
       </w:pPr>
       <w:r>
         <w:t>4.2 After Wick rotation</w:t>
@@ -1147,7 +1149,7 @@
     </w:p>
     <w:p>
       <w:pPr>
-        <w:pStyle w:val="Heading2"/>
+        <w:pStyle w:val="Heading3"/>
       </w:pPr>
       <w:r>
         <w:t>4.3 The radial integral</w:t>
@@ -1495,7 +1497,7 @@
     </w:p>
     <w:p>
       <w:pPr>
-        <w:pStyle w:val="Heading2"/>
+        <w:pStyle w:val="Heading3"/>
       </w:pPr>
       <w:r>
         <w:t>4.4 Finishing the integral</w:t>
@@ -1837,10 +1839,11 @@
       </m:oMathPara>
     </w:p>
     <w:p>
-      <w:pPr>
-        <w:pStyle w:val="Heading3"/>
-      </w:pPr>
       <w:r>
+        <w:rPr>
+          <w:b/>
+          <w:i/>
+        </w:rPr>
         <w:t>Worked example 3</w:t>
       </w:r>
     </w:p>
@@ -1851,7 +1854,7 @@
     </w:p>
     <w:p>
       <w:pPr>
-        <w:pStyle w:val="Heading2"/>
+        <w:pStyle w:val="Heading3"/>
       </w:pPr>
       <w:r>
         <w:t>4.5 What this number means</w:t>
@@ -1863,10 +1866,11 @@
       </w:r>
     </w:p>
     <w:p>
-      <w:pPr>
-        <w:pStyle w:val="Heading3"/>
-      </w:pPr>
       <w:r>
+        <w:rPr>
+          <w:b/>
+          <w:i/>
+        </w:rPr>
         <w:t>Worked example 4</w:t>
       </w:r>
     </w:p>
@@ -1877,7 +1881,7 @@
     </w:p>
     <w:p>
       <w:pPr>
-        <w:pStyle w:val="Heading1"/>
+        <w:pStyle w:val="Heading2"/>
       </w:pPr>
       <w:r>
         <w:t>5 What is still missing</w:t>
@@ -1890,7 +1894,7 @@
     </w:p>
     <w:p>
       <w:pPr>
-        <w:pStyle w:val="Heading1"/>
+        <w:pStyle w:val="Heading2"/>
       </w:pPr>
       <w:r>
         <w:t>6 Connections to QED</w:t>
@@ -2106,7 +2110,7 @@
     </w:tbl>
     <w:p>
       <w:pPr>
-        <w:pStyle w:val="Heading1"/>
+        <w:pStyle w:val="Heading2"/>
       </w:pPr>
       <w:r>
         <w:t>7 Summary</w:t>
@@ -2174,7 +2178,7 @@
     </w:p>
     <w:p>
       <w:pPr>
-        <w:pStyle w:val="Heading1"/>
+        <w:pStyle w:val="Heading2"/>
       </w:pPr>
       <w:r>
         <w:t>Exercises</w:t>
@@ -3318,7 +3322,7 @@
     </w:tbl>
     <w:p>
       <w:pPr>
-        <w:pStyle w:val="Heading1"/>
+        <w:pStyle w:val="Heading2"/>
       </w:pPr>
       <w:r>
         <w:t>Solutions</w:t>
@@ -3550,7 +3554,7 @@
     </w:p>
     <w:p>
       <w:pPr>
-        <w:pStyle w:val="Heading1"/>
+        <w:pStyle w:val="Heading2"/>
       </w:pPr>
       <w:r>
         <w:t>Mastery checklist</w:t>
@@ -3598,7 +3602,7 @@
     </w:p>
     <w:p>
       <w:pPr>
-        <w:pStyle w:val="Heading1"/>
+        <w:pStyle w:val="Heading2"/>
       </w:pPr>
       <w:r>
         <w:t>Next lesson</w:t>

--- a/Science Books/QED Course/Lesson 66 Regularization.docx
+++ b/Science Books/QED Course/Lesson 66 Regularization.docx
@@ -448,6 +448,9 @@
           <m:r>
             <m:t xml:space="preserve">i</m:t>
           </m:r>
+          <m:r>
+            <m:t xml:space="preserve"> </m:t>
+          </m:r>
           <m:sSubSup>
             <m:e>
               <m:r>
@@ -510,18 +513,23 @@
           </m:r>
           <m:sSup>
             <m:e>
-              <m:sSup>
+              <m:d>
+                <m:dPr/>
                 <m:e>
-                  <m:r>
-                    <m:t xml:space="preserve">k</m:t>
-                  </m:r>
+                  <m:sSup>
+                    <m:e>
+                      <m:r>
+                        <m:t xml:space="preserve">k</m:t>
+                      </m:r>
+                    </m:e>
+                    <m:sup>
+                      <m:r>
+                        <m:t xml:space="preserve">0</m:t>
+                      </m:r>
+                    </m:sup>
+                  </m:sSup>
                 </m:e>
-                <m:sup>
-                  <m:r>
-                    <m:t xml:space="preserve">0</m:t>
-                  </m:r>
-                </m:sup>
-              </m:sSup>
+              </m:d>
             </m:e>
             <m:sup>
               <m:r>
@@ -532,17 +540,20 @@
           <m:r>
             <m:t xml:space="preserve">−</m:t>
           </m:r>
-          <m:r>
-            <m:t xml:space="preserve">|</m:t>
-          </m:r>
-          <m:r>
-            <m:t xml:space="preserve">k⃗</m:t>
-          </m:r>
-          <m:r>
-            <m:t xml:space="preserve">|</m:t>
-          </m:r>
           <m:sSup>
-            <m:e/>
+            <m:e>
+              <m:d>
+                <m:dPr>
+                  <m:begChr m:val="|"/>
+                  <m:endChr m:val="|"/>
+                </m:dPr>
+                <m:e>
+                  <m:r>
+                    <m:t xml:space="preserve">k⃗</m:t>
+                  </m:r>
+                </m:e>
+              </m:d>
+            </m:e>
             <m:sup>
               <m:r>
                 <m:t xml:space="preserve">2</m:t>
@@ -554,23 +565,28 @@
           </m:r>
           <m:sSup>
             <m:e>
-              <m:sSubSup>
+              <m:d>
+                <m:dPr/>
                 <m:e>
-                  <m:r>
-                    <m:t xml:space="preserve">ik</m:t>
-                  </m:r>
+                  <m:sSubSup>
+                    <m:e>
+                      <m:r>
+                        <m:t xml:space="preserve">ik</m:t>
+                      </m:r>
+                    </m:e>
+                    <m:sub>
+                      <m:r>
+                        <m:t xml:space="preserve">E</m:t>
+                      </m:r>
+                    </m:sub>
+                    <m:sup>
+                      <m:r>
+                        <m:t xml:space="preserve">4</m:t>
+                      </m:r>
+                    </m:sup>
+                  </m:sSubSup>
                 </m:e>
-                <m:sub>
-                  <m:r>
-                    <m:t xml:space="preserve">E</m:t>
-                  </m:r>
-                </m:sub>
-                <m:sup>
-                  <m:r>
-                    <m:t xml:space="preserve">4</m:t>
-                  </m:r>
-                </m:sup>
-              </m:sSubSup>
+              </m:d>
             </m:e>
             <m:sup>
               <m:r>
@@ -581,17 +597,20 @@
           <m:r>
             <m:t xml:space="preserve">−</m:t>
           </m:r>
-          <m:r>
-            <m:t xml:space="preserve">|</m:t>
-          </m:r>
-          <m:r>
-            <m:t xml:space="preserve">k⃗</m:t>
-          </m:r>
-          <m:r>
-            <m:t xml:space="preserve">|</m:t>
-          </m:r>
           <m:sSup>
-            <m:e/>
+            <m:e>
+              <m:d>
+                <m:dPr>
+                  <m:begChr m:val="|"/>
+                  <m:endChr m:val="|"/>
+                </m:dPr>
+                <m:e>
+                  <m:r>
+                    <m:t xml:space="preserve">k⃗</m:t>
+                  </m:r>
+                </m:e>
+              </m:d>
+            </m:e>
             <m:sup>
               <m:r>
                 <m:t xml:space="preserve">2</m:t>
@@ -606,23 +625,28 @@
           </m:r>
           <m:sSup>
             <m:e>
-              <m:sSubSup>
+              <m:d>
+                <m:dPr/>
                 <m:e>
-                  <m:r>
-                    <m:t xml:space="preserve">k</m:t>
-                  </m:r>
+                  <m:sSubSup>
+                    <m:e>
+                      <m:r>
+                        <m:t xml:space="preserve">k</m:t>
+                      </m:r>
+                    </m:e>
+                    <m:sub>
+                      <m:r>
+                        <m:t xml:space="preserve">E</m:t>
+                      </m:r>
+                    </m:sub>
+                    <m:sup>
+                      <m:r>
+                        <m:t xml:space="preserve">4</m:t>
+                      </m:r>
+                    </m:sup>
+                  </m:sSubSup>
                 </m:e>
-                <m:sub>
-                  <m:r>
-                    <m:t xml:space="preserve">E</m:t>
-                  </m:r>
-                </m:sub>
-                <m:sup>
-                  <m:r>
-                    <m:t xml:space="preserve">4</m:t>
-                  </m:r>
-                </m:sup>
-              </m:sSubSup>
+              </m:d>
             </m:e>
             <m:sup>
               <m:r>
@@ -633,17 +657,20 @@
           <m:r>
             <m:t xml:space="preserve">−</m:t>
           </m:r>
-          <m:r>
-            <m:t xml:space="preserve">|</m:t>
-          </m:r>
-          <m:r>
-            <m:t xml:space="preserve">k⃗</m:t>
-          </m:r>
-          <m:r>
-            <m:t xml:space="preserve">|</m:t>
-          </m:r>
           <m:sSup>
-            <m:e/>
+            <m:e>
+              <m:d>
+                <m:dPr>
+                  <m:begChr m:val="|"/>
+                  <m:endChr m:val="|"/>
+                </m:dPr>
+                <m:e>
+                  <m:r>
+                    <m:t xml:space="preserve">k⃗</m:t>
+                  </m:r>
+                </m:e>
+              </m:d>
+            </m:e>
             <m:sup>
               <m:r>
                 <m:t xml:space="preserve">2</m:t>
@@ -718,49 +745,8 @@
               </m:r>
             </m:sup>
           </m:sSup>
-          <m:sSup>
-            <m:e>
-              <m:r>
-                <m:t xml:space="preserve">d</m:t>
-              </m:r>
-            </m:e>
-            <m:sup>
-              <m:r>
-                <m:t xml:space="preserve">3</m:t>
-              </m:r>
-            </m:sup>
-          </m:sSup>
           <m:r>
-            <m:t xml:space="preserve">k⃗</m:t>
-          </m:r>
-          <m:r>
-            <m:t xml:space="preserve">=</m:t>
-          </m:r>
-          <m:r>
-            <m:t xml:space="preserve">i</m:t>
-          </m:r>
-          <m:r>
-            <m:t xml:space="preserve">,</m:t>
-          </m:r>
-          <m:sSubSup>
-            <m:e>
-              <m:r>
-                <m:t xml:space="preserve">dk</m:t>
-              </m:r>
-            </m:e>
-            <m:sub>
-              <m:r>
-                <m:t xml:space="preserve">E</m:t>
-              </m:r>
-            </m:sub>
-            <m:sup>
-              <m:r>
-                <m:t xml:space="preserve">4</m:t>
-              </m:r>
-            </m:sup>
-          </m:sSubSup>
-          <m:r>
-            <m:t xml:space="preserve">,</m:t>
+            <m:t xml:space="preserve"> </m:t>
           </m:r>
           <m:sSup>
             <m:e>
@@ -784,7 +770,51 @@
             <m:t xml:space="preserve">i</m:t>
           </m:r>
           <m:r>
-            <m:t xml:space="preserve">,</m:t>
+            <m:t xml:space="preserve"> </m:t>
+          </m:r>
+          <m:sSubSup>
+            <m:e>
+              <m:r>
+                <m:t xml:space="preserve">dk</m:t>
+              </m:r>
+            </m:e>
+            <m:sub>
+              <m:r>
+                <m:t xml:space="preserve">E</m:t>
+              </m:r>
+            </m:sub>
+            <m:sup>
+              <m:r>
+                <m:t xml:space="preserve">4</m:t>
+              </m:r>
+            </m:sup>
+          </m:sSubSup>
+          <m:r>
+            <m:t xml:space="preserve"> </m:t>
+          </m:r>
+          <m:sSup>
+            <m:e>
+              <m:r>
+                <m:t xml:space="preserve">d</m:t>
+              </m:r>
+            </m:e>
+            <m:sup>
+              <m:r>
+                <m:t xml:space="preserve">3</m:t>
+              </m:r>
+            </m:sup>
+          </m:sSup>
+          <m:r>
+            <m:t xml:space="preserve">k⃗</m:t>
+          </m:r>
+          <m:r>
+            <m:t xml:space="preserve">=</m:t>
+          </m:r>
+          <m:r>
+            <m:t xml:space="preserve">i</m:t>
+          </m:r>
+          <m:r>
+            <m:t xml:space="preserve"> </m:t>
           </m:r>
           <m:sSup>
             <m:e>
@@ -863,20 +893,23 @@
           <m:r>
             <m:t xml:space="preserve">∫</m:t>
           </m:r>
-          <m:sSup>
-            <m:e>
-              <m:r>
-                <m:t xml:space="preserve">d</m:t>
-              </m:r>
-            </m:e>
-            <m:sup>
-              <m:r>
-                <m:t xml:space="preserve">4</m:t>
-              </m:r>
-            </m:sup>
-          </m:sSup>
+          <m:r>
+            <m:t xml:space="preserve"> </m:t>
+          </m:r>
           <m:f>
             <m:num>
+              <m:sSup>
+                <m:e>
+                  <m:r>
+                    <m:t xml:space="preserve">d</m:t>
+                  </m:r>
+                </m:e>
+                <m:sup>
+                  <m:r>
+                    <m:t xml:space="preserve">4</m:t>
+                  </m:r>
+                </m:sup>
+              </m:sSup>
               <m:r>
                 <m:t xml:space="preserve">k</m:t>
               </m:r>
@@ -884,9 +917,14 @@
             <m:den>
               <m:sSup>
                 <m:e>
-                  <m:r>
-                    <m:t xml:space="preserve">2π</m:t>
-                  </m:r>
+                  <m:d>
+                    <m:dPr/>
+                    <m:e>
+                      <m:r>
+                        <m:t xml:space="preserve">2π</m:t>
+                      </m:r>
+                    </m:e>
+                  </m:d>
                 </m:e>
                 <m:sup>
                   <m:r>
@@ -897,7 +935,7 @@
             </m:den>
           </m:f>
           <m:r>
-            <m:t xml:space="preserve">,</m:t>
+            <m:t xml:space="preserve"> </m:t>
           </m:r>
           <m:f>
             <m:num>
@@ -908,30 +946,35 @@
             <m:den>
               <m:sSup>
                 <m:e>
-                  <m:sSup>
+                  <m:d>
+                    <m:dPr/>
                     <m:e>
+                      <m:sSup>
+                        <m:e>
+                          <m:r>
+                            <m:t xml:space="preserve">k</m:t>
+                          </m:r>
+                        </m:e>
+                        <m:sup>
+                          <m:r>
+                            <m:t xml:space="preserve">2</m:t>
+                          </m:r>
+                        </m:sup>
+                      </m:sSup>
                       <m:r>
-                        <m:t xml:space="preserve">k</m:t>
+                        <m:t xml:space="preserve">−</m:t>
+                      </m:r>
+                      <m:r>
+                        <m:t xml:space="preserve">Δ</m:t>
+                      </m:r>
+                      <m:r>
+                        <m:t xml:space="preserve">+</m:t>
+                      </m:r>
+                      <m:r>
+                        <m:t xml:space="preserve">iε</m:t>
                       </m:r>
                     </m:e>
-                    <m:sup>
-                      <m:r>
-                        <m:t xml:space="preserve">2</m:t>
-                      </m:r>
-                    </m:sup>
-                  </m:sSup>
-                  <m:r>
-                    <m:t xml:space="preserve">−</m:t>
-                  </m:r>
-                  <m:r>
-                    <m:t xml:space="preserve">Δ</m:t>
-                  </m:r>
-                  <m:r>
-                    <m:t xml:space="preserve">+</m:t>
-                  </m:r>
-                  <m:r>
-                    <m:t xml:space="preserve">iε</m:t>
-                  </m:r>
+                  </m:d>
                 </m:e>
                 <m:sup>
                   <m:r>
@@ -972,20 +1015,23 @@
           <m:r>
             <m:t xml:space="preserve">∫</m:t>
           </m:r>
-          <m:sSup>
-            <m:e>
-              <m:r>
-                <m:t xml:space="preserve">d</m:t>
-              </m:r>
-            </m:e>
-            <m:sup>
-              <m:r>
-                <m:t xml:space="preserve">4</m:t>
-              </m:r>
-            </m:sup>
-          </m:sSup>
+          <m:r>
+            <m:t xml:space="preserve"> </m:t>
+          </m:r>
           <m:f>
             <m:num>
+              <m:sSup>
+                <m:e>
+                  <m:r>
+                    <m:t xml:space="preserve">d</m:t>
+                  </m:r>
+                </m:e>
+                <m:sup>
+                  <m:r>
+                    <m:t xml:space="preserve">4</m:t>
+                  </m:r>
+                </m:sup>
+              </m:sSup>
               <m:r>
                 <m:t xml:space="preserve">k</m:t>
               </m:r>
@@ -993,9 +1039,14 @@
             <m:den>
               <m:sSup>
                 <m:e>
-                  <m:r>
-                    <m:t xml:space="preserve">2π</m:t>
-                  </m:r>
+                  <m:d>
+                    <m:dPr/>
+                    <m:e>
+                      <m:r>
+                        <m:t xml:space="preserve">2π</m:t>
+                      </m:r>
+                    </m:e>
+                  </m:d>
                 </m:e>
                 <m:sup>
                   <m:r>
@@ -1006,7 +1057,7 @@
             </m:den>
           </m:f>
           <m:r>
-            <m:t xml:space="preserve">,</m:t>
+            <m:t xml:space="preserve"> </m:t>
           </m:r>
           <m:f>
             <m:num>
@@ -1017,24 +1068,29 @@
             <m:den>
               <m:sSup>
                 <m:e>
-                  <m:sSup>
+                  <m:d>
+                    <m:dPr/>
                     <m:e>
+                      <m:sSup>
+                        <m:e>
+                          <m:r>
+                            <m:t xml:space="preserve">k</m:t>
+                          </m:r>
+                        </m:e>
+                        <m:sup>
+                          <m:r>
+                            <m:t xml:space="preserve">2</m:t>
+                          </m:r>
+                        </m:sup>
+                      </m:sSup>
                       <m:r>
-                        <m:t xml:space="preserve">k</m:t>
+                        <m:t xml:space="preserve">−</m:t>
+                      </m:r>
+                      <m:r>
+                        <m:t xml:space="preserve">Δ</m:t>
                       </m:r>
                     </m:e>
-                    <m:sup>
-                      <m:r>
-                        <m:t xml:space="preserve">2</m:t>
-                      </m:r>
-                    </m:sup>
-                  </m:sSup>
-                  <m:r>
-                    <m:t xml:space="preserve">−</m:t>
-                  </m:r>
-                  <m:r>
-                    <m:t xml:space="preserve">Δ</m:t>
-                  </m:r>
+                  </m:d>
                 </m:e>
                 <m:sup>
                   <m:r>
@@ -1051,22 +1107,28 @@
             <m:t xml:space="preserve">i</m:t>
           </m:r>
           <m:r>
+            <m:t xml:space="preserve"> </m:t>
+          </m:r>
+          <m:r>
             <m:t xml:space="preserve">∫</m:t>
           </m:r>
-          <m:sSup>
-            <m:e>
-              <m:r>
-                <m:t xml:space="preserve">d</m:t>
-              </m:r>
-            </m:e>
-            <m:sup>
-              <m:r>
-                <m:t xml:space="preserve">4</m:t>
-              </m:r>
-            </m:sup>
-          </m:sSup>
+          <m:r>
+            <m:t xml:space="preserve"> </m:t>
+          </m:r>
           <m:f>
             <m:num>
+              <m:sSup>
+                <m:e>
+                  <m:r>
+                    <m:t xml:space="preserve">d</m:t>
+                  </m:r>
+                </m:e>
+                <m:sup>
+                  <m:r>
+                    <m:t xml:space="preserve">4</m:t>
+                  </m:r>
+                </m:sup>
+              </m:sSup>
               <m:sSub>
                 <m:e>
                   <m:r>
@@ -1083,9 +1145,14 @@
             <m:den>
               <m:sSup>
                 <m:e>
-                  <m:r>
-                    <m:t xml:space="preserve">2π</m:t>
-                  </m:r>
+                  <m:d>
+                    <m:dPr/>
+                    <m:e>
+                      <m:r>
+                        <m:t xml:space="preserve">2π</m:t>
+                      </m:r>
+                    </m:e>
+                  </m:d>
                 </m:e>
                 <m:sup>
                   <m:r>
@@ -1096,7 +1163,7 @@
             </m:den>
           </m:f>
           <m:r>
-            <m:t xml:space="preserve">,</m:t>
+            <m:t xml:space="preserve"> </m:t>
           </m:r>
           <m:f>
             <m:num>
@@ -1107,29 +1174,34 @@
             <m:den>
               <m:sSup>
                 <m:e>
-                  <m:sSubSup>
+                  <m:d>
+                    <m:dPr/>
                     <m:e>
+                      <m:sSubSup>
+                        <m:e>
+                          <m:r>
+                            <m:t xml:space="preserve">k</m:t>
+                          </m:r>
+                        </m:e>
+                        <m:sub>
+                          <m:r>
+                            <m:t xml:space="preserve">E</m:t>
+                          </m:r>
+                        </m:sub>
+                        <m:sup>
+                          <m:r>
+                            <m:t xml:space="preserve">2</m:t>
+                          </m:r>
+                        </m:sup>
+                      </m:sSubSup>
                       <m:r>
-                        <m:t xml:space="preserve">k</m:t>
+                        <m:t xml:space="preserve">+</m:t>
+                      </m:r>
+                      <m:r>
+                        <m:t xml:space="preserve">Δ</m:t>
                       </m:r>
                     </m:e>
-                    <m:sub>
-                      <m:r>
-                        <m:t xml:space="preserve">E</m:t>
-                      </m:r>
-                    </m:sub>
-                    <m:sup>
-                      <m:r>
-                        <m:t xml:space="preserve">2</m:t>
-                      </m:r>
-                    </m:sup>
-                  </m:sSubSup>
-                  <m:r>
-                    <m:t xml:space="preserve">+</m:t>
-                  </m:r>
-                  <m:r>
-                    <m:t xml:space="preserve">Δ</m:t>
-                  </m:r>
+                  </m:d>
                 </m:e>
                 <m:sup>
                   <m:r>
@@ -1171,22 +1243,28 @@
             <m:t xml:space="preserve">i</m:t>
           </m:r>
           <m:r>
+            <m:t xml:space="preserve"> </m:t>
+          </m:r>
+          <m:r>
             <m:t xml:space="preserve">∫</m:t>
           </m:r>
-          <m:sSup>
-            <m:e>
-              <m:r>
-                <m:t xml:space="preserve">d</m:t>
-              </m:r>
-            </m:e>
-            <m:sup>
-              <m:r>
-                <m:t xml:space="preserve">4</m:t>
-              </m:r>
-            </m:sup>
-          </m:sSup>
+          <m:r>
+            <m:t xml:space="preserve"> </m:t>
+          </m:r>
           <m:f>
             <m:num>
+              <m:sSup>
+                <m:e>
+                  <m:r>
+                    <m:t xml:space="preserve">d</m:t>
+                  </m:r>
+                </m:e>
+                <m:sup>
+                  <m:r>
+                    <m:t xml:space="preserve">4</m:t>
+                  </m:r>
+                </m:sup>
+              </m:sSup>
               <m:sSub>
                 <m:e>
                   <m:r>
@@ -1203,9 +1281,14 @@
             <m:den>
               <m:sSup>
                 <m:e>
-                  <m:r>
-                    <m:t xml:space="preserve">2π</m:t>
-                  </m:r>
+                  <m:d>
+                    <m:dPr/>
+                    <m:e>
+                      <m:r>
+                        <m:t xml:space="preserve">2π</m:t>
+                      </m:r>
+                    </m:e>
+                  </m:d>
                 </m:e>
                 <m:sup>
                   <m:r>
@@ -1216,7 +1299,7 @@
             </m:den>
           </m:f>
           <m:r>
-            <m:t xml:space="preserve">,</m:t>
+            <m:t xml:space="preserve"> </m:t>
           </m:r>
           <m:f>
             <m:num>
@@ -1227,29 +1310,34 @@
             <m:den>
               <m:sSup>
                 <m:e>
-                  <m:sSubSup>
+                  <m:d>
+                    <m:dPr/>
                     <m:e>
+                      <m:sSubSup>
+                        <m:e>
+                          <m:r>
+                            <m:t xml:space="preserve">k</m:t>
+                          </m:r>
+                        </m:e>
+                        <m:sub>
+                          <m:r>
+                            <m:t xml:space="preserve">E</m:t>
+                          </m:r>
+                        </m:sub>
+                        <m:sup>
+                          <m:r>
+                            <m:t xml:space="preserve">2</m:t>
+                          </m:r>
+                        </m:sup>
+                      </m:sSubSup>
                       <m:r>
-                        <m:t xml:space="preserve">k</m:t>
+                        <m:t xml:space="preserve">+</m:t>
+                      </m:r>
+                      <m:r>
+                        <m:t xml:space="preserve">Δ</m:t>
                       </m:r>
                     </m:e>
-                    <m:sub>
-                      <m:r>
-                        <m:t xml:space="preserve">E</m:t>
-                      </m:r>
-                    </m:sub>
-                    <m:sup>
-                      <m:r>
-                        <m:t xml:space="preserve">2</m:t>
-                      </m:r>
-                    </m:sup>
-                  </m:sSubSup>
-                  <m:r>
-                    <m:t xml:space="preserve">+</m:t>
-                  </m:r>
-                  <m:r>
-                    <m:t xml:space="preserve">Δ</m:t>
-                  </m:r>
+                  </m:d>
                 </m:e>
                 <m:sup>
                   <m:r>
@@ -1264,6 +1352,9 @@
           </m:r>
           <m:r>
             <m:t xml:space="preserve">i</m:t>
+          </m:r>
+          <m:r>
+            <m:t xml:space="preserve"> </m:t>
           </m:r>
           <m:f>
             <m:num>
@@ -1283,9 +1374,14 @@
             <m:den>
               <m:sSup>
                 <m:e>
-                  <m:r>
-                    <m:t xml:space="preserve">2π</m:t>
-                  </m:r>
+                  <m:d>
+                    <m:dPr/>
+                    <m:e>
+                      <m:r>
+                        <m:t xml:space="preserve">2π</m:t>
+                      </m:r>
+                    </m:e>
+                  </m:d>
                 </m:e>
                 <m:sup>
                   <m:r>
@@ -1295,6 +1391,9 @@
               </m:sSup>
             </m:den>
           </m:f>
+          <m:r>
+            <m:t xml:space="preserve"> </m:t>
+          </m:r>
           <m:sSubSup>
             <m:e>
               <m:r>
@@ -1312,6 +1411,9 @@
               </m:r>
             </m:sup>
           </m:sSubSup>
+          <m:r>
+            <m:t xml:space="preserve"> </m:t>
+          </m:r>
           <m:sSubSup>
             <m:e>
               <m:r>
@@ -1330,7 +1432,7 @@
             </m:sup>
           </m:sSubSup>
           <m:r>
-            <m:t xml:space="preserve">,</m:t>
+            <m:t xml:space="preserve"> </m:t>
           </m:r>
           <m:f>
             <m:num>
@@ -1350,29 +1452,34 @@
             <m:den>
               <m:sSup>
                 <m:e>
-                  <m:sSubSup>
+                  <m:d>
+                    <m:dPr/>
                     <m:e>
+                      <m:sSubSup>
+                        <m:e>
+                          <m:r>
+                            <m:t xml:space="preserve">k</m:t>
+                          </m:r>
+                        </m:e>
+                        <m:sub>
+                          <m:r>
+                            <m:t xml:space="preserve">E</m:t>
+                          </m:r>
+                        </m:sub>
+                        <m:sup>
+                          <m:r>
+                            <m:t xml:space="preserve">2</m:t>
+                          </m:r>
+                        </m:sup>
+                      </m:sSubSup>
                       <m:r>
-                        <m:t xml:space="preserve">k</m:t>
+                        <m:t xml:space="preserve">+</m:t>
+                      </m:r>
+                      <m:r>
+                        <m:t xml:space="preserve">Δ</m:t>
                       </m:r>
                     </m:e>
-                    <m:sub>
-                      <m:r>
-                        <m:t xml:space="preserve">E</m:t>
-                      </m:r>
-                    </m:sub>
-                    <m:sup>
-                      <m:r>
-                        <m:t xml:space="preserve">2</m:t>
-                      </m:r>
-                    </m:sup>
-                  </m:sSubSup>
-                  <m:r>
-                    <m:t xml:space="preserve">+</m:t>
-                  </m:r>
-                  <m:r>
-                    <m:t xml:space="preserve">Δ</m:t>
-                  </m:r>
+                  </m:d>
                 </m:e>
                 <m:sup>
                   <m:r>
@@ -1403,6 +1510,9 @@
           <m:r>
             <m:t xml:space="preserve">i</m:t>
           </m:r>
+          <m:r>
+            <m:t xml:space="preserve"> </m:t>
+          </m:r>
           <m:f>
             <m:num>
               <m:sSup>
@@ -1421,9 +1531,14 @@
             <m:den>
               <m:sSup>
                 <m:e>
-                  <m:r>
-                    <m:t xml:space="preserve">2π</m:t>
-                  </m:r>
+                  <m:d>
+                    <m:dPr/>
+                    <m:e>
+                      <m:r>
+                        <m:t xml:space="preserve">2π</m:t>
+                      </m:r>
+                    </m:e>
+                  </m:d>
                 </m:e>
                 <m:sup>
                   <m:r>
@@ -1433,6 +1548,9 @@
               </m:sSup>
             </m:den>
           </m:f>
+          <m:r>
+            <m:t xml:space="preserve"> </m:t>
+          </m:r>
           <m:sSubSup>
             <m:e>
               <m:r>
@@ -1460,10 +1578,13 @@
             </m:sup>
           </m:sSubSup>
           <m:r>
+            <m:t xml:space="preserve"> </m:t>
+          </m:r>
+          <m:r>
             <m:t xml:space="preserve">u</m:t>
           </m:r>
           <m:r>
-            <m:t xml:space="preserve">,</m:t>
+            <m:t xml:space="preserve"> </m:t>
           </m:r>
           <m:f>
             <m:num>
@@ -1474,15 +1595,20 @@
             <m:den>
               <m:sSup>
                 <m:e>
-                  <m:r>
-                    <m:t xml:space="preserve">u</m:t>
-                  </m:r>
-                  <m:r>
-                    <m:t xml:space="preserve">+</m:t>
-                  </m:r>
-                  <m:r>
-                    <m:t xml:space="preserve">Δ</m:t>
-                  </m:r>
+                  <m:d>
+                    <m:dPr/>
+                    <m:e>
+                      <m:r>
+                        <m:t xml:space="preserve">u</m:t>
+                      </m:r>
+                      <m:r>
+                        <m:t xml:space="preserve">+</m:t>
+                      </m:r>
+                      <m:r>
+                        <m:t xml:space="preserve">Δ</m:t>
+                      </m:r>
+                    </m:e>
+                  </m:d>
                 </m:e>
                 <m:sup>
                   <m:r>
@@ -1542,6 +1668,9 @@
             </m:sup>
           </m:sSubSup>
           <m:r>
+            <m:t xml:space="preserve"> </m:t>
+          </m:r>
+          <m:r>
             <m:t xml:space="preserve">u</m:t>
           </m:r>
           <m:r>
@@ -1556,15 +1685,20 @@
             <m:den>
               <m:sSup>
                 <m:e>
-                  <m:r>
-                    <m:t xml:space="preserve">u</m:t>
-                  </m:r>
-                  <m:r>
-                    <m:t xml:space="preserve">+</m:t>
-                  </m:r>
-                  <m:r>
-                    <m:t xml:space="preserve">Δ</m:t>
-                  </m:r>
+                  <m:d>
+                    <m:dPr/>
+                    <m:e>
+                      <m:r>
+                        <m:t xml:space="preserve">u</m:t>
+                      </m:r>
+                      <m:r>
+                        <m:t xml:space="preserve">+</m:t>
+                      </m:r>
+                      <m:r>
+                        <m:t xml:space="preserve">Δ</m:t>
+                      </m:r>
+                    </m:e>
+                  </m:d>
                 </m:e>
                 <m:sup>
                   <m:r>
@@ -1577,36 +1711,47 @@
           <m:r>
             <m:t xml:space="preserve">=</m:t>
           </m:r>
-          <m:r>
-            <m:t xml:space="preserve">ln</m:t>
-          </m:r>
-          <m:f>
-            <m:num>
-              <m:sSup>
+          <m:func>
+            <m:fName>
+              <m:r>
+                <m:t xml:space="preserve">ln</m:t>
+              </m:r>
+            </m:fName>
+            <m:e>
+              <m:d>
+                <m:dPr/>
                 <m:e>
-                  <m:r>
-                    <m:t xml:space="preserve">Λ</m:t>
-                  </m:r>
+                  <m:f>
+                    <m:num>
+                      <m:sSup>
+                        <m:e>
+                          <m:r>
+                            <m:t xml:space="preserve">Λ</m:t>
+                          </m:r>
+                        </m:e>
+                        <m:sup>
+                          <m:r>
+                            <m:t xml:space="preserve">2</m:t>
+                          </m:r>
+                        </m:sup>
+                      </m:sSup>
+                      <m:r>
+                        <m:t xml:space="preserve">+</m:t>
+                      </m:r>
+                      <m:r>
+                        <m:t xml:space="preserve">Δ</m:t>
+                      </m:r>
+                    </m:num>
+                    <m:den>
+                      <m:r>
+                        <m:t xml:space="preserve">Δ</m:t>
+                      </m:r>
+                    </m:den>
+                  </m:f>
                 </m:e>
-                <m:sup>
-                  <m:r>
-                    <m:t xml:space="preserve">2</m:t>
-                  </m:r>
-                </m:sup>
-              </m:sSup>
-              <m:r>
-                <m:t xml:space="preserve">+</m:t>
-              </m:r>
-              <m:r>
-                <m:t xml:space="preserve">Δ</m:t>
-              </m:r>
-            </m:num>
-            <m:den>
-              <m:r>
-                <m:t xml:space="preserve">Δ</m:t>
-              </m:r>
-            </m:den>
-          </m:f>
+              </m:d>
+            </m:e>
+          </m:func>
           <m:r>
             <m:t xml:space="preserve">+</m:t>
           </m:r>
@@ -1661,20 +1806,23 @@
           <m:r>
             <m:t xml:space="preserve">∫</m:t>
           </m:r>
-          <m:sSup>
-            <m:e>
-              <m:r>
-                <m:t xml:space="preserve">d</m:t>
-              </m:r>
-            </m:e>
-            <m:sup>
-              <m:r>
-                <m:t xml:space="preserve">4</m:t>
-              </m:r>
-            </m:sup>
-          </m:sSup>
+          <m:r>
+            <m:t xml:space="preserve"> </m:t>
+          </m:r>
           <m:f>
             <m:num>
+              <m:sSup>
+                <m:e>
+                  <m:r>
+                    <m:t xml:space="preserve">d</m:t>
+                  </m:r>
+                </m:e>
+                <m:sup>
+                  <m:r>
+                    <m:t xml:space="preserve">4</m:t>
+                  </m:r>
+                </m:sup>
+              </m:sSup>
               <m:r>
                 <m:t xml:space="preserve">k</m:t>
               </m:r>
@@ -1682,9 +1830,14 @@
             <m:den>
               <m:sSup>
                 <m:e>
-                  <m:r>
-                    <m:t xml:space="preserve">2π</m:t>
-                  </m:r>
+                  <m:d>
+                    <m:dPr/>
+                    <m:e>
+                      <m:r>
+                        <m:t xml:space="preserve">2π</m:t>
+                      </m:r>
+                    </m:e>
+                  </m:d>
                 </m:e>
                 <m:sup>
                   <m:r>
@@ -1695,7 +1848,7 @@
             </m:den>
           </m:f>
           <m:r>
-            <m:t xml:space="preserve">,</m:t>
+            <m:t xml:space="preserve"> </m:t>
           </m:r>
           <m:f>
             <m:num>
@@ -1706,30 +1859,35 @@
             <m:den>
               <m:sSup>
                 <m:e>
-                  <m:sSup>
+                  <m:d>
+                    <m:dPr/>
                     <m:e>
+                      <m:sSup>
+                        <m:e>
+                          <m:r>
+                            <m:t xml:space="preserve">k</m:t>
+                          </m:r>
+                        </m:e>
+                        <m:sup>
+                          <m:r>
+                            <m:t xml:space="preserve">2</m:t>
+                          </m:r>
+                        </m:sup>
+                      </m:sSup>
                       <m:r>
-                        <m:t xml:space="preserve">k</m:t>
+                        <m:t xml:space="preserve">−</m:t>
+                      </m:r>
+                      <m:r>
+                        <m:t xml:space="preserve">Δ</m:t>
+                      </m:r>
+                      <m:r>
+                        <m:t xml:space="preserve">+</m:t>
+                      </m:r>
+                      <m:r>
+                        <m:t xml:space="preserve">iε</m:t>
                       </m:r>
                     </m:e>
-                    <m:sup>
-                      <m:r>
-                        <m:t xml:space="preserve">2</m:t>
-                      </m:r>
-                    </m:sup>
-                  </m:sSup>
-                  <m:r>
-                    <m:t xml:space="preserve">−</m:t>
-                  </m:r>
-                  <m:r>
-                    <m:t xml:space="preserve">Δ</m:t>
-                  </m:r>
-                  <m:r>
-                    <m:t xml:space="preserve">+</m:t>
-                  </m:r>
-                  <m:r>
-                    <m:t xml:space="preserve">iε</m:t>
-                  </m:r>
+                  </m:d>
                 </m:e>
                 <m:sup>
                   <m:r>
@@ -1764,77 +1922,93 @@
             </m:den>
           </m:f>
           <m:r>
-            <m:t xml:space="preserve">[</m:t>
+            <m:t xml:space="preserve"> </m:t>
           </m:r>
-          <m:r>
-            <m:t xml:space="preserve">ln</m:t>
-          </m:r>
-          <m:f>
-            <m:num>
-              <m:sSup>
+          <m:d>
+            <m:dPr>
+              <m:begChr m:val="["/>
+              <m:endChr m:val="]"/>
+            </m:dPr>
+            <m:e>
+              <m:func>
+                <m:fName>
+                  <m:r>
+                    <m:t xml:space="preserve">ln</m:t>
+                  </m:r>
+                </m:fName>
                 <m:e>
-                  <m:r>
-                    <m:t xml:space="preserve">Λ</m:t>
-                  </m:r>
+                  <m:d>
+                    <m:dPr/>
+                    <m:e>
+                      <m:f>
+                        <m:num>
+                          <m:sSup>
+                            <m:e>
+                              <m:r>
+                                <m:t xml:space="preserve">Λ</m:t>
+                              </m:r>
+                            </m:e>
+                            <m:sup>
+                              <m:r>
+                                <m:t xml:space="preserve">2</m:t>
+                              </m:r>
+                            </m:sup>
+                          </m:sSup>
+                          <m:r>
+                            <m:t xml:space="preserve">+</m:t>
+                          </m:r>
+                          <m:r>
+                            <m:t xml:space="preserve">Δ</m:t>
+                          </m:r>
+                        </m:num>
+                        <m:den>
+                          <m:r>
+                            <m:t xml:space="preserve">Δ</m:t>
+                          </m:r>
+                        </m:den>
+                      </m:f>
+                    </m:e>
+                  </m:d>
                 </m:e>
-                <m:sup>
-                  <m:r>
-                    <m:t xml:space="preserve">2</m:t>
-                  </m:r>
-                </m:sup>
-              </m:sSup>
+              </m:func>
               <m:r>
                 <m:t xml:space="preserve">+</m:t>
               </m:r>
+              <m:f>
+                <m:num>
+                  <m:r>
+                    <m:t xml:space="preserve">Δ</m:t>
+                  </m:r>
+                </m:num>
+                <m:den>
+                  <m:sSup>
+                    <m:e>
+                      <m:r>
+                        <m:t xml:space="preserve">Λ</m:t>
+                      </m:r>
+                    </m:e>
+                    <m:sup>
+                      <m:r>
+                        <m:t xml:space="preserve">2</m:t>
+                      </m:r>
+                    </m:sup>
+                  </m:sSup>
+                  <m:r>
+                    <m:t xml:space="preserve">+</m:t>
+                  </m:r>
+                  <m:r>
+                    <m:t xml:space="preserve">Δ</m:t>
+                  </m:r>
+                </m:den>
+              </m:f>
               <m:r>
-                <m:t xml:space="preserve">Δ</m:t>
-              </m:r>
-            </m:num>
-            <m:den>
-              <m:r>
-                <m:t xml:space="preserve">Δ</m:t>
-              </m:r>
-            </m:den>
-          </m:f>
-          <m:r>
-            <m:t xml:space="preserve">+</m:t>
-          </m:r>
-          <m:f>
-            <m:num>
-              <m:r>
-                <m:t xml:space="preserve">Δ</m:t>
-              </m:r>
-            </m:num>
-            <m:den>
-              <m:sSup>
-                <m:e>
-                  <m:r>
-                    <m:t xml:space="preserve">Λ</m:t>
-                  </m:r>
-                </m:e>
-                <m:sup>
-                  <m:r>
-                    <m:t xml:space="preserve">2</m:t>
-                  </m:r>
-                </m:sup>
-              </m:sSup>
-              <m:r>
-                <m:t xml:space="preserve">+</m:t>
+                <m:t xml:space="preserve">−</m:t>
               </m:r>
               <m:r>
-                <m:t xml:space="preserve">Δ</m:t>
+                <m:t xml:space="preserve">1</m:t>
               </m:r>
-            </m:den>
-          </m:f>
-          <m:r>
-            <m:t xml:space="preserve">−</m:t>
-          </m:r>
-          <m:r>
-            <m:t xml:space="preserve">1</m:t>
-          </m:r>
-          <m:r>
-            <m:t xml:space="preserve">]</m:t>
-          </m:r>
+            </m:e>
+          </m:d>
         </m:oMath>
       </m:oMathPara>
     </w:p>
